--- a/case-studies/land-a-flat-in-germany-without-the-german/Opportunity-Brief-Land-a-flat-without-the-German.docx
+++ b/case-studies/land-a-flat-in-germany-without-the-german/Opportunity-Brief-Land-a-flat-without-the-German.docx
@@ -2390,7 +2390,7 @@
           <w:color w:val="5F5F5F"/>
           <w:sz w:val="17"/>
         </w:rPr>
-        <w:t>Sources: three research fact-packs in runs/renter-create-bewerbung/ (Bewerbermappe checklist; expat renter pains, incl. DeZIM 22% vs 16% and a Federal Court ruling; Berlin solutions-today). Live canvas: Miro — “Opportunity Canvas: Land a flat in Germany without the German”.</w:t>
+        <w:t>Sources: three research fact-packs in the research/ folder in this case study  (Bewerbermappe checklist; expat renter pains, incl. DeZIM 22% vs 16% and a Federal Court ruling; Berlin solutions-today). Live canvas: Miro — “Opportunity Canvas: Land a flat in Germany without the German”.</w:t>
       </w:r>
     </w:p>
     <w:sectPr>
